--- a/files/saketh_marrapu_resume.docx
+++ b/files/saketh_marrapu_resume.docx
@@ -31,41 +31,6 @@
           <w:szCs w:val="22"/>
         </w:rPr>
       </w:pPr>
-      <w:r>
-        <w:rPr>
-          <w:sz w:val="22"/>
-          <w:szCs w:val="22"/>
-        </w:rPr>
-        <w:t>10224 Chestnut Ridge rd.</w:t>
-      </w:r>
-      <w:r>
-        <w:rPr>
-          <w:sz w:val="22"/>
-          <w:szCs w:val="22"/>
-        </w:rPr>
-        <w:t xml:space="preserve"> ♦</w:t>
-      </w:r>
-      <w:r>
-        <w:rPr>
-          <w:sz w:val="22"/>
-          <w:szCs w:val="22"/>
-        </w:rPr>
-        <w:t xml:space="preserve"> </w:t>
-      </w:r>
-      <w:r>
-        <w:rPr>
-          <w:sz w:val="22"/>
-          <w:szCs w:val="22"/>
-        </w:rPr>
-        <w:t>Austin, TX 78726</w:t>
-      </w:r>
-      <w:r>
-        <w:rPr>
-          <w:sz w:val="22"/>
-          <w:szCs w:val="22"/>
-        </w:rPr>
-        <w:t xml:space="preserve"> ♦ </w:t>
-      </w:r>
       <w:r>
         <w:rPr>
           <w:sz w:val="22"/>
@@ -87,7 +52,7 @@
             <w:sz w:val="22"/>
             <w:szCs w:val="22"/>
           </w:rPr>
-          <w:t>smarrapu05@tamu.edu</w:t>
+          <w:t>saketh.marrapu@gmail.com</w:t>
         </w:r>
       </w:hyperlink>
       <w:r>
@@ -96,6 +61,59 @@
           <w:szCs w:val="22"/>
         </w:rPr>
         <w:t xml:space="preserve"> </w:t>
+      </w:r>
+      <w:r>
+        <w:rPr>
+          <w:sz w:val="22"/>
+          <w:szCs w:val="22"/>
+        </w:rPr>
+        <w:t>♦</w:t>
+      </w:r>
+      <w:r>
+        <w:rPr>
+          <w:sz w:val="22"/>
+          <w:szCs w:val="22"/>
+        </w:rPr>
+        <w:t xml:space="preserve"> </w:t>
+      </w:r>
+      <w:hyperlink r:id="rId9" w:history="1">
+        <w:r>
+          <w:rPr>
+            <w:rStyle w:val="Hyperlink"/>
+            <w:sz w:val="22"/>
+            <w:szCs w:val="22"/>
+          </w:rPr>
+          <w:t>https://smarrapu05.github.io/</w:t>
+        </w:r>
+      </w:hyperlink>
+      <w:r>
+        <w:rPr>
+          <w:sz w:val="22"/>
+          <w:szCs w:val="22"/>
+        </w:rPr>
+        <w:t xml:space="preserve"> </w:t>
+      </w:r>
+    </w:p>
+    <w:p>
+      <w:pPr>
+        <w:pBdr>
+          <w:bottom w:val="single" w:sz="6" w:space="1" w:color="auto"/>
+        </w:pBdr>
+        <w:tabs>
+          <w:tab w:val="left" w:pos="1440"/>
+        </w:tabs>
+        <w:jc w:val="center"/>
+        <w:rPr>
+          <w:sz w:val="22"/>
+          <w:szCs w:val="22"/>
+        </w:rPr>
+      </w:pPr>
+      <w:r>
+        <w:rPr>
+          <w:sz w:val="22"/>
+          <w:szCs w:val="22"/>
+        </w:rPr>
+        <w:t>10224 Chestnut Ridge Rd, Austin, TX 78726</w:t>
       </w:r>
     </w:p>
     <w:p>
@@ -785,7 +803,15 @@
         <w:t>Built</w:t>
       </w:r>
       <w:r>
-        <w:t xml:space="preserve"> a web dashboard for a vensim system dynamics model with Python and HTML</w:t>
+        <w:t xml:space="preserve"> a web dashboard for a </w:t>
+      </w:r>
+      <w:proofErr w:type="spellStart"/>
+      <w:r>
+        <w:t>vensim</w:t>
+      </w:r>
+      <w:proofErr w:type="spellEnd"/>
+      <w:r>
+        <w:t xml:space="preserve"> system dynamics model with Python and HTML</w:t>
       </w:r>
     </w:p>
     <w:p>
@@ -811,14 +837,25 @@
         </w:rPr>
         <w:t xml:space="preserve">BART </w:t>
       </w:r>
-      <w:r>
-        <w:rPr>
-          <w:rFonts w:ascii="Times New Roman" w:hAnsi="Times New Roman"/>
-          <w:b/>
-          <w:i w:val="0"/>
-          <w:sz w:val="20"/>
-        </w:rPr>
-        <w:t xml:space="preserve">treeShap </w:t>
+      <w:proofErr w:type="spellStart"/>
+      <w:r>
+        <w:rPr>
+          <w:rFonts w:ascii="Times New Roman" w:hAnsi="Times New Roman"/>
+          <w:b/>
+          <w:i w:val="0"/>
+          <w:sz w:val="20"/>
+        </w:rPr>
+        <w:t>treeShap</w:t>
+      </w:r>
+      <w:proofErr w:type="spellEnd"/>
+      <w:r>
+        <w:rPr>
+          <w:rFonts w:ascii="Times New Roman" w:hAnsi="Times New Roman"/>
+          <w:b/>
+          <w:i w:val="0"/>
+          <w:sz w:val="20"/>
+        </w:rPr>
+        <w:t xml:space="preserve"> </w:t>
       </w:r>
       <w:r>
         <w:rPr>
@@ -957,7 +994,15 @@
         <w:t xml:space="preserve">Expanded understanding in academic implementation </w:t>
       </w:r>
       <w:r>
-        <w:t>under the tutelage of Dr. Huiyan Sang</w:t>
+        <w:t xml:space="preserve">under the tutelage of Dr. </w:t>
+      </w:r>
+      <w:proofErr w:type="spellStart"/>
+      <w:r>
+        <w:t>Huiyan</w:t>
+      </w:r>
+      <w:proofErr w:type="spellEnd"/>
+      <w:r>
+        <w:t xml:space="preserve"> Sang</w:t>
       </w:r>
     </w:p>
     <w:p>
@@ -1100,7 +1145,15 @@
         <w:t>transformation pipeline</w:t>
       </w:r>
       <w:r>
-        <w:t xml:space="preserve"> for exploratory data analysis (EDA)</w:t>
+        <w:t xml:space="preserve"> for </w:t>
+      </w:r>
+      <w:proofErr w:type="gramStart"/>
+      <w:r>
+        <w:t>exploratory</w:t>
+      </w:r>
+      <w:proofErr w:type="gramEnd"/>
+      <w:r>
+        <w:t xml:space="preserve"> data analysis (EDA)</w:t>
       </w:r>
       <w:r>
         <w:t xml:space="preserve"> using R and Python </w:t>
@@ -1243,7 +1296,7 @@
       </w:r>
     </w:p>
     <w:p>
-      <w:hyperlink r:id="rId9" w:history="1">
+      <w:hyperlink r:id="rId10" w:history="1">
         <w:r>
           <w:rPr>
             <w:rStyle w:val="Hyperlink"/>
@@ -1278,7 +1331,15 @@
         <w:ind w:left="360" w:hanging="270"/>
       </w:pPr>
       <w:r>
-        <w:t>Created a GCN and GAT architecture in base pytorch along with the convolution and attention mechanisms</w:t>
+        <w:t xml:space="preserve">Created a GCN and GAT architecture in base </w:t>
+      </w:r>
+      <w:proofErr w:type="spellStart"/>
+      <w:r>
+        <w:t>pytorch</w:t>
+      </w:r>
+      <w:proofErr w:type="spellEnd"/>
+      <w:r>
+        <w:t xml:space="preserve"> along with the convolution and attention mechanisms</w:t>
       </w:r>
     </w:p>
     <w:p>
@@ -1421,7 +1482,7 @@
       </w:r>
     </w:p>
     <w:p>
-      <w:hyperlink r:id="rId10" w:history="1">
+      <w:hyperlink r:id="rId11" w:history="1">
         <w:r>
           <w:rPr>
             <w:rStyle w:val="Hyperlink"/>
@@ -1571,7 +1632,7 @@
       </w:r>
     </w:p>
     <w:p>
-      <w:hyperlink r:id="rId11" w:history="1">
+      <w:hyperlink r:id="rId12" w:history="1">
         <w:r>
           <w:rPr>
             <w:rStyle w:val="Hyperlink"/>
@@ -1718,7 +1779,7 @@
       </w:r>
     </w:p>
     <w:p>
-      <w:hyperlink r:id="rId12" w:history="1">
+      <w:hyperlink r:id="rId13" w:history="1">
         <w:r>
           <w:rPr>
             <w:rStyle w:val="Hyperlink"/>
@@ -2044,7 +2105,39 @@
           <w:sz w:val="18"/>
           <w:szCs w:val="18"/>
         </w:rPr>
-        <w:t xml:space="preserve"> (PyTorch, Tensorflow, </w:t>
+        <w:t xml:space="preserve"> (</w:t>
+      </w:r>
+      <w:proofErr w:type="spellStart"/>
+      <w:r>
+        <w:rPr>
+          <w:sz w:val="18"/>
+          <w:szCs w:val="18"/>
+        </w:rPr>
+        <w:t>PyTorch</w:t>
+      </w:r>
+      <w:proofErr w:type="spellEnd"/>
+      <w:r>
+        <w:rPr>
+          <w:sz w:val="18"/>
+          <w:szCs w:val="18"/>
+        </w:rPr>
+        <w:t xml:space="preserve">, </w:t>
+      </w:r>
+      <w:proofErr w:type="spellStart"/>
+      <w:r>
+        <w:rPr>
+          <w:sz w:val="18"/>
+          <w:szCs w:val="18"/>
+        </w:rPr>
+        <w:t>Tensorflow</w:t>
+      </w:r>
+      <w:proofErr w:type="spellEnd"/>
+      <w:r>
+        <w:rPr>
+          <w:sz w:val="18"/>
+          <w:szCs w:val="18"/>
+        </w:rPr>
+        <w:t xml:space="preserve">, </w:t>
       </w:r>
       <w:r>
         <w:t>pandas</w:t>
@@ -5026,6 +5119,7 @@
   <w:style w:type="character" w:default="1" w:styleId="DefaultParagraphFont">
     <w:name w:val="Default Paragraph Font"/>
     <w:uiPriority w:val="1"/>
+    <w:semiHidden/>
     <w:unhideWhenUsed/>
   </w:style>
   <w:style w:type="table" w:default="1" w:styleId="TableNormal">
@@ -5183,6 +5277,15 @@
     <w:basedOn w:val="DefaultParagraphFont"/>
     <w:link w:val="Footer"/>
     <w:rsid w:val="00AF6104"/>
+  </w:style>
+  <w:style w:type="character" w:styleId="FollowedHyperlink">
+    <w:name w:val="FollowedHyperlink"/>
+    <w:basedOn w:val="DefaultParagraphFont"/>
+    <w:rsid w:val="00D30B15"/>
+    <w:rPr>
+      <w:color w:val="954F72" w:themeColor="followedHyperlink"/>
+      <w:u w:val="single"/>
+    </w:rPr>
   </w:style>
 </w:styles>
 </file>

--- a/files/saketh_marrapu_resume.docx
+++ b/files/saketh_marrapu_resume.docx
@@ -1,6 +1,6 @@
 
 <file path=word/document.xml><?xml version="1.0" encoding="utf-8"?>
-<w:document xmlns:wpc="http://schemas.microsoft.com/office/word/2010/wordprocessingCanvas" xmlns:cx="http://schemas.microsoft.com/office/drawing/2014/chartex" xmlns:cx1="http://schemas.microsoft.com/office/drawing/2015/9/8/chartex" xmlns:cx2="http://schemas.microsoft.com/office/drawing/2015/10/21/chartex" xmlns:cx3="http://schemas.microsoft.com/office/drawing/2016/5/9/chartex" xmlns:cx4="http://schemas.microsoft.com/office/drawing/2016/5/10/chartex" xmlns:cx5="http://schemas.microsoft.com/office/drawing/2016/5/11/chartex" xmlns:cx6="http://schemas.microsoft.com/office/drawing/2016/5/12/chartex" xmlns:cx7="http://schemas.microsoft.com/office/drawing/2016/5/13/chartex" xmlns:cx8="http://schemas.microsoft.com/office/drawing/2016/5/14/chartex" xmlns:mc="http://schemas.openxmlformats.org/markup-compatibility/2006" xmlns:aink="http://schemas.microsoft.com/office/drawing/2016/ink" xmlns:am3d="http://schemas.microsoft.com/office/drawing/2017/model3d" xmlns:o="urn:schemas-microsoft-com:office:office" xmlns:oel="http://schemas.microsoft.com/office/2019/extlst" xmlns:r="http://schemas.openxmlformats.org/officeDocument/2006/relationships" xmlns:m="http://schemas.openxmlformats.org/officeDocument/2006/math" xmlns:v="urn:schemas-microsoft-com:vml" xmlns:wp14="http://schemas.microsoft.com/office/word/2010/wordprocessingDrawing" xmlns:wp="http://schemas.openxmlformats.org/drawingml/2006/wordprocessingDrawing" xmlns:w10="urn:schemas-microsoft-com:office:word" xmlns:w="http://schemas.openxmlformats.org/wordprocessingml/2006/main" xmlns:w14="http://schemas.microsoft.com/office/word/2010/wordml" xmlns:w15="http://schemas.microsoft.com/office/word/2012/wordml" xmlns:w16cei="http://schemas.microsoft.com/office/word/2026/wordml/cei" xmlns:w16cex="http://schemas.microsoft.com/office/word/2018/wordml/cex" xmlns:w16cid="http://schemas.microsoft.com/office/word/2016/wordml/cid" xmlns:w16="http://schemas.microsoft.com/office/word/2018/wordml" xmlns:w16du="http://schemas.microsoft.com/office/word/2023/wordml/word16du" xmlns:w16sdtdh="http://schemas.microsoft.com/office/word/2020/wordml/sdtdatahash" xmlns:w16sdtfl="http://schemas.microsoft.com/office/word/2024/wordml/sdtformatlock" xmlns:w16se="http://schemas.microsoft.com/office/word/2015/wordml/symex" xmlns:wpg="http://schemas.microsoft.com/office/word/2010/wordprocessingGroup" xmlns:wpi="http://schemas.microsoft.com/office/word/2010/wordprocessingInk" xmlns:wne="http://schemas.microsoft.com/office/word/2006/wordml" xmlns:wps="http://schemas.microsoft.com/office/word/2010/wordprocessingShape" mc:Ignorable="w14 w15 w16se w16cid w16 w16cex w16sdtdh w16sdtfl w16du wp14">
+<w:document xmlns:wpc="http://schemas.microsoft.com/office/word/2010/wordprocessingCanvas" xmlns:cx="http://schemas.microsoft.com/office/drawing/2014/chartex" xmlns:cx1="http://schemas.microsoft.com/office/drawing/2015/9/8/chartex" xmlns:cx2="http://schemas.microsoft.com/office/drawing/2015/10/21/chartex" xmlns:cx3="http://schemas.microsoft.com/office/drawing/2016/5/9/chartex" xmlns:cx4="http://schemas.microsoft.com/office/drawing/2016/5/10/chartex" xmlns:cx5="http://schemas.microsoft.com/office/drawing/2016/5/11/chartex" xmlns:cx6="http://schemas.microsoft.com/office/drawing/2016/5/12/chartex" xmlns:cx7="http://schemas.microsoft.com/office/drawing/2016/5/13/chartex" xmlns:cx8="http://schemas.microsoft.com/office/drawing/2016/5/14/chartex" xmlns:mc="http://schemas.openxmlformats.org/markup-compatibility/2006" xmlns:aink="http://schemas.microsoft.com/office/drawing/2016/ink" xmlns:am3d="http://schemas.microsoft.com/office/drawing/2017/model3d" xmlns:o="urn:schemas-microsoft-com:office:office" xmlns:oel="http://schemas.microsoft.com/office/2019/extlst" xmlns:r="http://schemas.openxmlformats.org/officeDocument/2006/relationships" xmlns:m="http://schemas.openxmlformats.org/officeDocument/2006/math" xmlns:v="urn:schemas-microsoft-com:vml" xmlns:wp14="http://schemas.microsoft.com/office/word/2010/wordprocessingDrawing" xmlns:wp="http://schemas.openxmlformats.org/drawingml/2006/wordprocessingDrawing" xmlns:w10="urn:schemas-microsoft-com:office:word" xmlns:w="http://schemas.openxmlformats.org/wordprocessingml/2006/main" xmlns:w14="http://schemas.microsoft.com/office/word/2010/wordml" xmlns:w15="http://schemas.microsoft.com/office/word/2012/wordml" xmlns:w16cex="http://schemas.microsoft.com/office/word/2018/wordml/cex" xmlns:w16cid="http://schemas.microsoft.com/office/word/2016/wordml/cid" xmlns:w16="http://schemas.microsoft.com/office/word/2018/wordml" xmlns:w16du="http://schemas.microsoft.com/office/word/2023/wordml/word16du" xmlns:w16sdtdh="http://schemas.microsoft.com/office/word/2020/wordml/sdtdatahash" xmlns:w16sdtfl="http://schemas.microsoft.com/office/word/2024/wordml/sdtformatlock" xmlns:w16se="http://schemas.microsoft.com/office/word/2015/wordml/symex" xmlns:wpg="http://schemas.microsoft.com/office/word/2010/wordprocessingGroup" xmlns:wpi="http://schemas.microsoft.com/office/word/2010/wordprocessingInk" xmlns:wne="http://schemas.microsoft.com/office/word/2006/wordml" xmlns:wps="http://schemas.microsoft.com/office/word/2010/wordprocessingShape" mc:Ignorable="w14 w15 w16se w16cid w16 w16cex w16sdtdh w16sdtfl w16du wp14">
   <w:body>
     <w:p>
       <w:pPr>
@@ -60,21 +60,7 @@
           <w:sz w:val="22"/>
           <w:szCs w:val="22"/>
         </w:rPr>
-        <w:t xml:space="preserve"> </w:t>
-      </w:r>
-      <w:r>
-        <w:rPr>
-          <w:sz w:val="22"/>
-          <w:szCs w:val="22"/>
-        </w:rPr>
-        <w:t>♦</w:t>
-      </w:r>
-      <w:r>
-        <w:rPr>
-          <w:sz w:val="22"/>
-          <w:szCs w:val="22"/>
-        </w:rPr>
-        <w:t xml:space="preserve"> </w:t>
+        <w:t xml:space="preserve"> ♦ </w:t>
       </w:r>
       <w:hyperlink r:id="rId9" w:history="1">
         <w:r>
@@ -599,7 +585,16 @@
         <w:ind w:left="360" w:hanging="270"/>
       </w:pPr>
       <w:r>
-        <w:t>Worked on the data pipeline for an AI based self-driving model for rural towns</w:t>
+        <w:t xml:space="preserve">Created the </w:t>
+      </w:r>
+      <w:r>
+        <w:t>pipeline and schema</w:t>
+      </w:r>
+      <w:r>
+        <w:t xml:space="preserve"> for splitting data into training, testing and evaluation</w:t>
+      </w:r>
+      <w:r>
+        <w:t xml:space="preserve"> for an AI/ML self-driving model</w:t>
       </w:r>
     </w:p>
     <w:p>
@@ -612,7 +607,13 @@
         <w:ind w:left="360" w:hanging="270"/>
       </w:pPr>
       <w:r>
-        <w:t>Created the schema for splitting data into training, testing and evaluation using python</w:t>
+        <w:t xml:space="preserve">Redefined the way the model takes in data to </w:t>
+      </w:r>
+      <w:r>
+        <w:t>create</w:t>
+      </w:r>
+      <w:r>
+        <w:t xml:space="preserve"> ego trajectories while managing data leakage</w:t>
       </w:r>
     </w:p>
     <w:p>
@@ -725,16 +726,6 @@
           <w:sz w:val="20"/>
         </w:rPr>
         <w:tab/>
-        <w:t xml:space="preserve">     </w:t>
-      </w:r>
-      <w:r>
-        <w:rPr>
-          <w:rFonts w:ascii="Times New Roman" w:hAnsi="Times New Roman"/>
-          <w:b/>
-          <w:i w:val="0"/>
-          <w:sz w:val="20"/>
-        </w:rPr>
-        <w:t xml:space="preserve">   </w:t>
       </w:r>
       <w:r>
         <w:rPr>
@@ -774,7 +765,7 @@
           <w:i w:val="0"/>
           <w:sz w:val="20"/>
         </w:rPr>
-        <w:t>Current</w:t>
+        <w:t>August 2026</w:t>
       </w:r>
     </w:p>
     <w:p>
@@ -2322,7 +2313,7 @@
 </file>
 
 <file path=word/endnotes.xml><?xml version="1.0" encoding="utf-8"?>
-<w:endnotes xmlns:wpc="http://schemas.microsoft.com/office/word/2010/wordprocessingCanvas" xmlns:cx="http://schemas.microsoft.com/office/drawing/2014/chartex" xmlns:cx1="http://schemas.microsoft.com/office/drawing/2015/9/8/chartex" xmlns:cx2="http://schemas.microsoft.com/office/drawing/2015/10/21/chartex" xmlns:cx3="http://schemas.microsoft.com/office/drawing/2016/5/9/chartex" xmlns:cx4="http://schemas.microsoft.com/office/drawing/2016/5/10/chartex" xmlns:cx5="http://schemas.microsoft.com/office/drawing/2016/5/11/chartex" xmlns:cx6="http://schemas.microsoft.com/office/drawing/2016/5/12/chartex" xmlns:cx7="http://schemas.microsoft.com/office/drawing/2016/5/13/chartex" xmlns:cx8="http://schemas.microsoft.com/office/drawing/2016/5/14/chartex" xmlns:mc="http://schemas.openxmlformats.org/markup-compatibility/2006" xmlns:aink="http://schemas.microsoft.com/office/drawing/2016/ink" xmlns:am3d="http://schemas.microsoft.com/office/drawing/2017/model3d" xmlns:o="urn:schemas-microsoft-com:office:office" xmlns:oel="http://schemas.microsoft.com/office/2019/extlst" xmlns:r="http://schemas.openxmlformats.org/officeDocument/2006/relationships" xmlns:m="http://schemas.openxmlformats.org/officeDocument/2006/math" xmlns:v="urn:schemas-microsoft-com:vml" xmlns:wp14="http://schemas.microsoft.com/office/word/2010/wordprocessingDrawing" xmlns:wp="http://schemas.openxmlformats.org/drawingml/2006/wordprocessingDrawing" xmlns:w10="urn:schemas-microsoft-com:office:word" xmlns:w="http://schemas.openxmlformats.org/wordprocessingml/2006/main" xmlns:w14="http://schemas.microsoft.com/office/word/2010/wordml" xmlns:w15="http://schemas.microsoft.com/office/word/2012/wordml" xmlns:w16cei="http://schemas.microsoft.com/office/word/2026/wordml/cei" xmlns:w16cex="http://schemas.microsoft.com/office/word/2018/wordml/cex" xmlns:w16cid="http://schemas.microsoft.com/office/word/2016/wordml/cid" xmlns:w16="http://schemas.microsoft.com/office/word/2018/wordml" xmlns:w16du="http://schemas.microsoft.com/office/word/2023/wordml/word16du" xmlns:w16sdtdh="http://schemas.microsoft.com/office/word/2020/wordml/sdtdatahash" xmlns:w16sdtfl="http://schemas.microsoft.com/office/word/2024/wordml/sdtformatlock" xmlns:w16se="http://schemas.microsoft.com/office/word/2015/wordml/symex" xmlns:wpg="http://schemas.microsoft.com/office/word/2010/wordprocessingGroup" xmlns:wpi="http://schemas.microsoft.com/office/word/2010/wordprocessingInk" xmlns:wne="http://schemas.microsoft.com/office/word/2006/wordml" xmlns:wps="http://schemas.microsoft.com/office/word/2010/wordprocessingShape" mc:Ignorable="w14 w15 w16se w16cid w16 w16cex w16sdtdh w16sdtfl w16du wp14">
+<w:endnotes xmlns:wpc="http://schemas.microsoft.com/office/word/2010/wordprocessingCanvas" xmlns:cx="http://schemas.microsoft.com/office/drawing/2014/chartex" xmlns:cx1="http://schemas.microsoft.com/office/drawing/2015/9/8/chartex" xmlns:cx2="http://schemas.microsoft.com/office/drawing/2015/10/21/chartex" xmlns:cx3="http://schemas.microsoft.com/office/drawing/2016/5/9/chartex" xmlns:cx4="http://schemas.microsoft.com/office/drawing/2016/5/10/chartex" xmlns:cx5="http://schemas.microsoft.com/office/drawing/2016/5/11/chartex" xmlns:cx6="http://schemas.microsoft.com/office/drawing/2016/5/12/chartex" xmlns:cx7="http://schemas.microsoft.com/office/drawing/2016/5/13/chartex" xmlns:cx8="http://schemas.microsoft.com/office/drawing/2016/5/14/chartex" xmlns:mc="http://schemas.openxmlformats.org/markup-compatibility/2006" xmlns:aink="http://schemas.microsoft.com/office/drawing/2016/ink" xmlns:am3d="http://schemas.microsoft.com/office/drawing/2017/model3d" xmlns:o="urn:schemas-microsoft-com:office:office" xmlns:oel="http://schemas.microsoft.com/office/2019/extlst" xmlns:r="http://schemas.openxmlformats.org/officeDocument/2006/relationships" xmlns:m="http://schemas.openxmlformats.org/officeDocument/2006/math" xmlns:v="urn:schemas-microsoft-com:vml" xmlns:wp14="http://schemas.microsoft.com/office/word/2010/wordprocessingDrawing" xmlns:wp="http://schemas.openxmlformats.org/drawingml/2006/wordprocessingDrawing" xmlns:w10="urn:schemas-microsoft-com:office:word" xmlns:w="http://schemas.openxmlformats.org/wordprocessingml/2006/main" xmlns:w14="http://schemas.microsoft.com/office/word/2010/wordml" xmlns:w15="http://schemas.microsoft.com/office/word/2012/wordml" xmlns:w16cex="http://schemas.microsoft.com/office/word/2018/wordml/cex" xmlns:w16cid="http://schemas.microsoft.com/office/word/2016/wordml/cid" xmlns:w16="http://schemas.microsoft.com/office/word/2018/wordml" xmlns:w16du="http://schemas.microsoft.com/office/word/2023/wordml/word16du" xmlns:w16sdtdh="http://schemas.microsoft.com/office/word/2020/wordml/sdtdatahash" xmlns:w16sdtfl="http://schemas.microsoft.com/office/word/2024/wordml/sdtformatlock" xmlns:w16se="http://schemas.microsoft.com/office/word/2015/wordml/symex" xmlns:wpg="http://schemas.microsoft.com/office/word/2010/wordprocessingGroup" xmlns:wpi="http://schemas.microsoft.com/office/word/2010/wordprocessingInk" xmlns:wne="http://schemas.microsoft.com/office/word/2006/wordml" xmlns:wps="http://schemas.microsoft.com/office/word/2010/wordprocessingShape" mc:Ignorable="w14 w15 w16se w16cid w16 w16cex w16sdtdh w16sdtfl w16du wp14">
   <w:endnote w:type="separator" w:id="-1">
     <w:p>
       <w:r>
@@ -2341,7 +2332,7 @@
 </file>
 
 <file path=word/footnotes.xml><?xml version="1.0" encoding="utf-8"?>
-<w:footnotes xmlns:wpc="http://schemas.microsoft.com/office/word/2010/wordprocessingCanvas" xmlns:cx="http://schemas.microsoft.com/office/drawing/2014/chartex" xmlns:cx1="http://schemas.microsoft.com/office/drawing/2015/9/8/chartex" xmlns:cx2="http://schemas.microsoft.com/office/drawing/2015/10/21/chartex" xmlns:cx3="http://schemas.microsoft.com/office/drawing/2016/5/9/chartex" xmlns:cx4="http://schemas.microsoft.com/office/drawing/2016/5/10/chartex" xmlns:cx5="http://schemas.microsoft.com/office/drawing/2016/5/11/chartex" xmlns:cx6="http://schemas.microsoft.com/office/drawing/2016/5/12/chartex" xmlns:cx7="http://schemas.microsoft.com/office/drawing/2016/5/13/chartex" xmlns:cx8="http://schemas.microsoft.com/office/drawing/2016/5/14/chartex" xmlns:mc="http://schemas.openxmlformats.org/markup-compatibility/2006" xmlns:aink="http://schemas.microsoft.com/office/drawing/2016/ink" xmlns:am3d="http://schemas.microsoft.com/office/drawing/2017/model3d" xmlns:o="urn:schemas-microsoft-com:office:office" xmlns:oel="http://schemas.microsoft.com/office/2019/extlst" xmlns:r="http://schemas.openxmlformats.org/officeDocument/2006/relationships" xmlns:m="http://schemas.openxmlformats.org/officeDocument/2006/math" xmlns:v="urn:schemas-microsoft-com:vml" xmlns:wp14="http://schemas.microsoft.com/office/word/2010/wordprocessingDrawing" xmlns:wp="http://schemas.openxmlformats.org/drawingml/2006/wordprocessingDrawing" xmlns:w10="urn:schemas-microsoft-com:office:word" xmlns:w="http://schemas.openxmlformats.org/wordprocessingml/2006/main" xmlns:w14="http://schemas.microsoft.com/office/word/2010/wordml" xmlns:w15="http://schemas.microsoft.com/office/word/2012/wordml" xmlns:w16cei="http://schemas.microsoft.com/office/word/2026/wordml/cei" xmlns:w16cex="http://schemas.microsoft.com/office/word/2018/wordml/cex" xmlns:w16cid="http://schemas.microsoft.com/office/word/2016/wordml/cid" xmlns:w16="http://schemas.microsoft.com/office/word/2018/wordml" xmlns:w16du="http://schemas.microsoft.com/office/word/2023/wordml/word16du" xmlns:w16sdtdh="http://schemas.microsoft.com/office/word/2020/wordml/sdtdatahash" xmlns:w16sdtfl="http://schemas.microsoft.com/office/word/2024/wordml/sdtformatlock" xmlns:w16se="http://schemas.microsoft.com/office/word/2015/wordml/symex" xmlns:wpg="http://schemas.microsoft.com/office/word/2010/wordprocessingGroup" xmlns:wpi="http://schemas.microsoft.com/office/word/2010/wordprocessingInk" xmlns:wne="http://schemas.microsoft.com/office/word/2006/wordml" xmlns:wps="http://schemas.microsoft.com/office/word/2010/wordprocessingShape" mc:Ignorable="w14 w15 w16se w16cid w16 w16cex w16sdtdh w16sdtfl w16du wp14">
+<w:footnotes xmlns:wpc="http://schemas.microsoft.com/office/word/2010/wordprocessingCanvas" xmlns:cx="http://schemas.microsoft.com/office/drawing/2014/chartex" xmlns:cx1="http://schemas.microsoft.com/office/drawing/2015/9/8/chartex" xmlns:cx2="http://schemas.microsoft.com/office/drawing/2015/10/21/chartex" xmlns:cx3="http://schemas.microsoft.com/office/drawing/2016/5/9/chartex" xmlns:cx4="http://schemas.microsoft.com/office/drawing/2016/5/10/chartex" xmlns:cx5="http://schemas.microsoft.com/office/drawing/2016/5/11/chartex" xmlns:cx6="http://schemas.microsoft.com/office/drawing/2016/5/12/chartex" xmlns:cx7="http://schemas.microsoft.com/office/drawing/2016/5/13/chartex" xmlns:cx8="http://schemas.microsoft.com/office/drawing/2016/5/14/chartex" xmlns:mc="http://schemas.openxmlformats.org/markup-compatibility/2006" xmlns:aink="http://schemas.microsoft.com/office/drawing/2016/ink" xmlns:am3d="http://schemas.microsoft.com/office/drawing/2017/model3d" xmlns:o="urn:schemas-microsoft-com:office:office" xmlns:oel="http://schemas.microsoft.com/office/2019/extlst" xmlns:r="http://schemas.openxmlformats.org/officeDocument/2006/relationships" xmlns:m="http://schemas.openxmlformats.org/officeDocument/2006/math" xmlns:v="urn:schemas-microsoft-com:vml" xmlns:wp14="http://schemas.microsoft.com/office/word/2010/wordprocessingDrawing" xmlns:wp="http://schemas.openxmlformats.org/drawingml/2006/wordprocessingDrawing" xmlns:w10="urn:schemas-microsoft-com:office:word" xmlns:w="http://schemas.openxmlformats.org/wordprocessingml/2006/main" xmlns:w14="http://schemas.microsoft.com/office/word/2010/wordml" xmlns:w15="http://schemas.microsoft.com/office/word/2012/wordml" xmlns:w16cex="http://schemas.microsoft.com/office/word/2018/wordml/cex" xmlns:w16cid="http://schemas.microsoft.com/office/word/2016/wordml/cid" xmlns:w16="http://schemas.microsoft.com/office/word/2018/wordml" xmlns:w16du="http://schemas.microsoft.com/office/word/2023/wordml/word16du" xmlns:w16sdtdh="http://schemas.microsoft.com/office/word/2020/wordml/sdtdatahash" xmlns:w16sdtfl="http://schemas.microsoft.com/office/word/2024/wordml/sdtformatlock" xmlns:w16se="http://schemas.microsoft.com/office/word/2015/wordml/symex" xmlns:wpg="http://schemas.microsoft.com/office/word/2010/wordprocessingGroup" xmlns:wpi="http://schemas.microsoft.com/office/word/2010/wordprocessingInk" xmlns:wne="http://schemas.microsoft.com/office/word/2006/wordml" xmlns:wps="http://schemas.microsoft.com/office/word/2010/wordprocessingShape" mc:Ignorable="w14 w15 w16se w16cid w16 w16cex w16sdtdh w16sdtfl w16du wp14">
   <w:footnote w:type="separator" w:id="-1">
     <w:p>
       <w:r>
@@ -2360,7 +2351,7 @@
 </file>
 
 <file path=word/numbering.xml><?xml version="1.0" encoding="utf-8"?>
-<w:numbering xmlns:wpc="http://schemas.microsoft.com/office/word/2010/wordprocessingCanvas" xmlns:cx="http://schemas.microsoft.com/office/drawing/2014/chartex" xmlns:cx1="http://schemas.microsoft.com/office/drawing/2015/9/8/chartex" xmlns:cx2="http://schemas.microsoft.com/office/drawing/2015/10/21/chartex" xmlns:cx3="http://schemas.microsoft.com/office/drawing/2016/5/9/chartex" xmlns:cx4="http://schemas.microsoft.com/office/drawing/2016/5/10/chartex" xmlns:cx5="http://schemas.microsoft.com/office/drawing/2016/5/11/chartex" xmlns:cx6="http://schemas.microsoft.com/office/drawing/2016/5/12/chartex" xmlns:cx7="http://schemas.microsoft.com/office/drawing/2016/5/13/chartex" xmlns:cx8="http://schemas.microsoft.com/office/drawing/2016/5/14/chartex" xmlns:mc="http://schemas.openxmlformats.org/markup-compatibility/2006" xmlns:aink="http://schemas.microsoft.com/office/drawing/2016/ink" xmlns:am3d="http://schemas.microsoft.com/office/drawing/2017/model3d" xmlns:o="urn:schemas-microsoft-com:office:office" xmlns:oel="http://schemas.microsoft.com/office/2019/extlst" xmlns:r="http://schemas.openxmlformats.org/officeDocument/2006/relationships" xmlns:m="http://schemas.openxmlformats.org/officeDocument/2006/math" xmlns:v="urn:schemas-microsoft-com:vml" xmlns:wp14="http://schemas.microsoft.com/office/word/2010/wordprocessingDrawing" xmlns:wp="http://schemas.openxmlformats.org/drawingml/2006/wordprocessingDrawing" xmlns:w10="urn:schemas-microsoft-com:office:word" xmlns:w="http://schemas.openxmlformats.org/wordprocessingml/2006/main" xmlns:w14="http://schemas.microsoft.com/office/word/2010/wordml" xmlns:w15="http://schemas.microsoft.com/office/word/2012/wordml" xmlns:w16cei="http://schemas.microsoft.com/office/word/2026/wordml/cei" xmlns:w16cex="http://schemas.microsoft.com/office/word/2018/wordml/cex" xmlns:w16cid="http://schemas.microsoft.com/office/word/2016/wordml/cid" xmlns:w16="http://schemas.microsoft.com/office/word/2018/wordml" xmlns:w16du="http://schemas.microsoft.com/office/word/2023/wordml/word16du" xmlns:w16sdtdh="http://schemas.microsoft.com/office/word/2020/wordml/sdtdatahash" xmlns:w16sdtfl="http://schemas.microsoft.com/office/word/2024/wordml/sdtformatlock" xmlns:w16se="http://schemas.microsoft.com/office/word/2015/wordml/symex" xmlns:wpg="http://schemas.microsoft.com/office/word/2010/wordprocessingGroup" xmlns:wpi="http://schemas.microsoft.com/office/word/2010/wordprocessingInk" xmlns:wne="http://schemas.microsoft.com/office/word/2006/wordml" xmlns:wps="http://schemas.microsoft.com/office/word/2010/wordprocessingShape" mc:Ignorable="w14 w15 w16se w16cid w16 w16cex w16sdtdh w16sdtfl w16du wp14">
+<w:numbering xmlns:wpc="http://schemas.microsoft.com/office/word/2010/wordprocessingCanvas" xmlns:cx="http://schemas.microsoft.com/office/drawing/2014/chartex" xmlns:cx1="http://schemas.microsoft.com/office/drawing/2015/9/8/chartex" xmlns:cx2="http://schemas.microsoft.com/office/drawing/2015/10/21/chartex" xmlns:cx3="http://schemas.microsoft.com/office/drawing/2016/5/9/chartex" xmlns:cx4="http://schemas.microsoft.com/office/drawing/2016/5/10/chartex" xmlns:cx5="http://schemas.microsoft.com/office/drawing/2016/5/11/chartex" xmlns:cx6="http://schemas.microsoft.com/office/drawing/2016/5/12/chartex" xmlns:cx7="http://schemas.microsoft.com/office/drawing/2016/5/13/chartex" xmlns:cx8="http://schemas.microsoft.com/office/drawing/2016/5/14/chartex" xmlns:mc="http://schemas.openxmlformats.org/markup-compatibility/2006" xmlns:aink="http://schemas.microsoft.com/office/drawing/2016/ink" xmlns:am3d="http://schemas.microsoft.com/office/drawing/2017/model3d" xmlns:o="urn:schemas-microsoft-com:office:office" xmlns:oel="http://schemas.microsoft.com/office/2019/extlst" xmlns:r="http://schemas.openxmlformats.org/officeDocument/2006/relationships" xmlns:m="http://schemas.openxmlformats.org/officeDocument/2006/math" xmlns:v="urn:schemas-microsoft-com:vml" xmlns:wp14="http://schemas.microsoft.com/office/word/2010/wordprocessingDrawing" xmlns:wp="http://schemas.openxmlformats.org/drawingml/2006/wordprocessingDrawing" xmlns:w10="urn:schemas-microsoft-com:office:word" xmlns:w="http://schemas.openxmlformats.org/wordprocessingml/2006/main" xmlns:w14="http://schemas.microsoft.com/office/word/2010/wordml" xmlns:w15="http://schemas.microsoft.com/office/word/2012/wordml" xmlns:w16cex="http://schemas.microsoft.com/office/word/2018/wordml/cex" xmlns:w16cid="http://schemas.microsoft.com/office/word/2016/wordml/cid" xmlns:w16="http://schemas.microsoft.com/office/word/2018/wordml" xmlns:w16du="http://schemas.microsoft.com/office/word/2023/wordml/word16du" xmlns:w16sdtdh="http://schemas.microsoft.com/office/word/2020/wordml/sdtdatahash" xmlns:w16sdtfl="http://schemas.microsoft.com/office/word/2024/wordml/sdtformatlock" xmlns:w16se="http://schemas.microsoft.com/office/word/2015/wordml/symex" xmlns:wpg="http://schemas.microsoft.com/office/word/2010/wordprocessingGroup" xmlns:wpi="http://schemas.microsoft.com/office/word/2010/wordprocessingInk" xmlns:wne="http://schemas.microsoft.com/office/word/2006/wordml" xmlns:wps="http://schemas.microsoft.com/office/word/2010/wordprocessingShape" mc:Ignorable="w14 w15 w16se w16cid w16 w16cex w16sdtdh w16sdtfl w16du wp14">
   <w:abstractNum w:abstractNumId="0" w15:restartNumberingAfterBreak="0">
     <w:nsid w:val="00FB4FEF"/>
     <w:multiLevelType w:val="hybridMultilevel"/>

--- a/files/saketh_marrapu_resume.docx
+++ b/files/saketh_marrapu_resume.docx
@@ -245,7 +245,7 @@
         <w:t>GPA: 3.9</w:t>
       </w:r>
       <w:r>
-        <w:t>18</w:t>
+        <w:t>03</w:t>
       </w:r>
     </w:p>
     <w:p>
@@ -351,10 +351,10 @@
         <w:t xml:space="preserve">       </w:t>
       </w:r>
       <w:r>
-        <w:t>GPA: 3.9</w:t>
-      </w:r>
-      <w:r>
-        <w:t>18</w:t>
+        <w:t xml:space="preserve">GPA: </w:t>
+      </w:r>
+      <w:r>
+        <w:t>4.000</w:t>
       </w:r>
     </w:p>
     <w:p>
@@ -503,7 +503,6 @@
           <w:sz w:val="20"/>
         </w:rPr>
         <w:tab/>
-        <w:t xml:space="preserve">        </w:t>
       </w:r>
       <w:r>
         <w:rPr>
@@ -543,7 +542,7 @@
           <w:i w:val="0"/>
           <w:sz w:val="20"/>
         </w:rPr>
-        <w:t>Current</w:t>
+        <w:t>August 2026</w:t>
       </w:r>
     </w:p>
     <w:p>
@@ -794,15 +793,7 @@
         <w:t>Built</w:t>
       </w:r>
       <w:r>
-        <w:t xml:space="preserve"> a web dashboard for a </w:t>
-      </w:r>
-      <w:proofErr w:type="spellStart"/>
-      <w:r>
-        <w:t>vensim</w:t>
-      </w:r>
-      <w:proofErr w:type="spellEnd"/>
-      <w:r>
-        <w:t xml:space="preserve"> system dynamics model with Python and HTML</w:t>
+        <w:t xml:space="preserve"> a web dashboard for a vensim system dynamics model with Python and HTML</w:t>
       </w:r>
     </w:p>
     <w:p>
@@ -828,25 +819,14 @@
         </w:rPr>
         <w:t xml:space="preserve">BART </w:t>
       </w:r>
-      <w:proofErr w:type="spellStart"/>
-      <w:r>
-        <w:rPr>
-          <w:rFonts w:ascii="Times New Roman" w:hAnsi="Times New Roman"/>
-          <w:b/>
-          <w:i w:val="0"/>
-          <w:sz w:val="20"/>
-        </w:rPr>
-        <w:t>treeShap</w:t>
-      </w:r>
-      <w:proofErr w:type="spellEnd"/>
-      <w:r>
-        <w:rPr>
-          <w:rFonts w:ascii="Times New Roman" w:hAnsi="Times New Roman"/>
-          <w:b/>
-          <w:i w:val="0"/>
-          <w:sz w:val="20"/>
-        </w:rPr>
-        <w:t xml:space="preserve"> </w:t>
+      <w:r>
+        <w:rPr>
+          <w:rFonts w:ascii="Times New Roman" w:hAnsi="Times New Roman"/>
+          <w:b/>
+          <w:i w:val="0"/>
+          <w:sz w:val="20"/>
+        </w:rPr>
+        <w:t xml:space="preserve">treeShap </w:t>
       </w:r>
       <w:r>
         <w:rPr>
@@ -985,15 +965,7 @@
         <w:t xml:space="preserve">Expanded understanding in academic implementation </w:t>
       </w:r>
       <w:r>
-        <w:t xml:space="preserve">under the tutelage of Dr. </w:t>
-      </w:r>
-      <w:proofErr w:type="spellStart"/>
-      <w:r>
-        <w:t>Huiyan</w:t>
-      </w:r>
-      <w:proofErr w:type="spellEnd"/>
-      <w:r>
-        <w:t xml:space="preserve"> Sang</w:t>
+        <w:t>under the tutelage of Dr. Huiyan Sang</w:t>
       </w:r>
     </w:p>
     <w:p>
@@ -1136,15 +1108,7 @@
         <w:t>transformation pipeline</w:t>
       </w:r>
       <w:r>
-        <w:t xml:space="preserve"> for </w:t>
-      </w:r>
-      <w:proofErr w:type="gramStart"/>
-      <w:r>
-        <w:t>exploratory</w:t>
-      </w:r>
-      <w:proofErr w:type="gramEnd"/>
-      <w:r>
-        <w:t xml:space="preserve"> data analysis (EDA)</w:t>
+        <w:t xml:space="preserve"> for exploratory data analysis (EDA)</w:t>
       </w:r>
       <w:r>
         <w:t xml:space="preserve"> using R and Python </w:t>
@@ -1322,15 +1286,7 @@
         <w:ind w:left="360" w:hanging="270"/>
       </w:pPr>
       <w:r>
-        <w:t xml:space="preserve">Created a GCN and GAT architecture in base </w:t>
-      </w:r>
-      <w:proofErr w:type="spellStart"/>
-      <w:r>
-        <w:t>pytorch</w:t>
-      </w:r>
-      <w:proofErr w:type="spellEnd"/>
-      <w:r>
-        <w:t xml:space="preserve"> along with the convolution and attention mechanisms</w:t>
+        <w:t>Created a GCN and GAT architecture in base pytorch along with the convolution and attention mechanisms</w:t>
       </w:r>
     </w:p>
     <w:p>
@@ -2096,39 +2052,7 @@
           <w:sz w:val="18"/>
           <w:szCs w:val="18"/>
         </w:rPr>
-        <w:t xml:space="preserve"> (</w:t>
-      </w:r>
-      <w:proofErr w:type="spellStart"/>
-      <w:r>
-        <w:rPr>
-          <w:sz w:val="18"/>
-          <w:szCs w:val="18"/>
-        </w:rPr>
-        <w:t>PyTorch</w:t>
-      </w:r>
-      <w:proofErr w:type="spellEnd"/>
-      <w:r>
-        <w:rPr>
-          <w:sz w:val="18"/>
-          <w:szCs w:val="18"/>
-        </w:rPr>
-        <w:t xml:space="preserve">, </w:t>
-      </w:r>
-      <w:proofErr w:type="spellStart"/>
-      <w:r>
-        <w:rPr>
-          <w:sz w:val="18"/>
-          <w:szCs w:val="18"/>
-        </w:rPr>
-        <w:t>Tensorflow</w:t>
-      </w:r>
-      <w:proofErr w:type="spellEnd"/>
-      <w:r>
-        <w:rPr>
-          <w:sz w:val="18"/>
-          <w:szCs w:val="18"/>
-        </w:rPr>
-        <w:t xml:space="preserve">, </w:t>
+        <w:t xml:space="preserve"> (PyTorch, Tensorflow, </w:t>
       </w:r>
       <w:r>
         <w:t>pandas</w:t>

--- a/files/saketh_marrapu_resume.docx
+++ b/files/saketh_marrapu_resume.docx
@@ -323,19 +323,31 @@
         <w:rPr>
           <w:i/>
         </w:rPr>
-        <w:t>Master of Science in Data Science</w:t>
+        <w:t xml:space="preserve">Master of Science in </w:t>
       </w:r>
       <w:r>
         <w:rPr>
           <w:i/>
         </w:rPr>
-        <w:t xml:space="preserve">                                                                                       </w:t>
+        <w:t xml:space="preserve">Statistical </w:t>
       </w:r>
       <w:r>
         <w:rPr>
           <w:i/>
         </w:rPr>
-        <w:tab/>
+        <w:t>Data Science</w:t>
+      </w:r>
+      <w:r>
+        <w:rPr>
+          <w:i/>
+        </w:rPr>
+        <w:t xml:space="preserve">                                                                                 </w:t>
+      </w:r>
+      <w:r>
+        <w:rPr>
+          <w:i/>
+        </w:rPr>
+        <w:t xml:space="preserve">   </w:t>
       </w:r>
       <w:r>
         <w:rPr>
